--- a/Xceed.Words.NET.Examples/Samples/Parallel/Output/OutputDoc1.docx
+++ b/Xceed.Words.NET.Examples/Samples/Parallel/Output/OutputDoc1.docx
@@ -97,7 +97,7 @@
                     <pic:cNvPicPr/>
                   </pic:nvPicPr>
                   <pic:blipFill>
-                    <a:blip xmlns:r="http://schemas.openxmlformats.org/officeDocument/2006/relationships" r:embed="R19afeb7b51164b98"/>
+                    <a:blip xmlns:r="http://schemas.openxmlformats.org/officeDocument/2006/relationships" r:embed="R356044cf7ae44ef2"/>
                     <a:stretch>
                       <a:fillRect/>
                     </a:stretch>
